--- a/user-stories/Epic-1-Expression-Builder-Panel/US-01-Display-Expression-Builder-Main-Screen.docx
+++ b/user-stories/Epic-1-Expression-Builder-Panel/US-01-Display-Expression-Builder-Main-Screen.docx
@@ -7,58 +7,19 @@
         <w:pStyle w:val="Heading1"/>
       </w:pPr>
       <w:r>
-        <w:rPr>
-          <w:color w:val="1F497D"/>
-        </w:rPr>
-        <w:t>US-01 - Display Expression Builder Main Screen</w:t>
-      </w:r>
-    </w:p>
-    <w:p/>
-    <w:p>
-      <w:r>
-        <w:rPr>
-          <w:b/>
-        </w:rPr>
-        <w:t xml:space="preserve">Epic: </w:t>
-      </w:r>
-      <w:r>
-        <w:t>Epic 1 - Expression Builder Panel</w:t>
+        <w:t>US-01: Display Expression Builder Main Screen</w:t>
       </w:r>
     </w:p>
     <w:p>
       <w:r>
-        <w:rPr>
-          <w:b/>
-        </w:rPr>
-        <w:t xml:space="preserve">Story ID: </w:t>
-      </w:r>
-      <w:r>
-        <w:t>US-01</w:t>
+        <w:t>Epic: Epic 1 - Expression Builder Panel</w:t>
       </w:r>
     </w:p>
     <w:p>
       <w:r>
-        <w:rPr>
-          <w:b/>
-        </w:rPr>
-        <w:t xml:space="preserve">Type: </w:t>
-      </w:r>
-      <w:r>
-        <w:t>Frontend</w:t>
+        <w:t>Type: Frontend</w:t>
       </w:r>
     </w:p>
-    <w:p>
-      <w:r>
-        <w:rPr>
-          <w:b/>
-        </w:rPr>
-        <w:t xml:space="preserve">Priority: </w:t>
-      </w:r>
-      <w:r>
-        <w:t>Medium</w:t>
-      </w:r>
-    </w:p>
-    <w:p/>
     <w:p>
       <w:pPr>
         <w:pStyle w:val="Heading2"/>
@@ -71,16 +32,11 @@
       <w:r>
         <w:t>As a user,</w:t>
         <w:br/>
-      </w:r>
-      <w:r>
-        <w:t>I want to view the RBP Calculator main screen,</w:t>
+        <w:t>I want to see the Expression Builder main screen,</w:t>
         <w:br/>
-      </w:r>
-      <w:r>
-        <w:t>So that I can start building rule-based expressions from a clean interface.</w:t>
+        <w:t>So that I can start building rule-based conditions.</w:t>
       </w:r>
     </w:p>
-    <w:p/>
     <w:p>
       <w:pPr>
         <w:pStyle w:val="Heading2"/>
@@ -94,7 +50,7 @@
         <w:pStyle w:val="ListBullet"/>
       </w:pPr>
       <w:r>
-        <w:t>The main screen is displayed when the user navigates to the RBP Calculator.</w:t>
+        <w:t>The screen displays a "Conditions" section header.</w:t>
       </w:r>
     </w:p>
     <w:p>
@@ -102,7 +58,7 @@
         <w:pStyle w:val="ListBullet"/>
       </w:pPr>
       <w:r>
-        <w:t>The screen contains an 'Expression' clickable label/button.</w:t>
+        <w:t>A Basic / Advance toggle is displayed next to the "Conditions" label.</w:t>
       </w:r>
     </w:p>
     <w:p>
@@ -110,7 +66,7 @@
         <w:pStyle w:val="ListBullet"/>
       </w:pPr>
       <w:r>
-        <w:t>The screen contains an 'Add Comparator' clickable label/button.</w:t>
+        <w:t>By default, the Basic toggle is selected.</w:t>
       </w:r>
     </w:p>
     <w:p>
@@ -118,7 +74,7 @@
         <w:pStyle w:val="ListBullet"/>
       </w:pPr>
       <w:r>
-        <w:t>The screen contains a '+ and/or' button for adding additional conditions.</w:t>
+        <w:t>Each condition row contains three placeholders: [Add expression] | [Add comparator] | [Add expression].</w:t>
       </w:r>
     </w:p>
     <w:p>
@@ -126,7 +82,7 @@
         <w:pStyle w:val="ListBullet"/>
       </w:pPr>
       <w:r>
-        <w:t>The screen contains a 'Group' button for creating subgroup conditions.</w:t>
+        <w:t>A delete (bin/trash) icon is displayed at the right end of each condition row.</w:t>
       </w:r>
     </w:p>
     <w:p>
@@ -134,7 +90,7 @@
         <w:pStyle w:val="ListBullet"/>
       </w:pPr>
       <w:r>
-        <w:t>The layout is clean with no extra dropdowns (e.g., '1Min' dropdown must NOT appear).</w:t>
+        <w:t>At the bottom of the conditions section, two action buttons are shown: [+ and/or] and [+ Group()].</w:t>
       </w:r>
     </w:p>
     <w:p>
@@ -142,16 +98,7 @@
         <w:pStyle w:val="ListBullet"/>
       </w:pPr>
       <w:r>
-        <w:t>The screen shows an 'Add Expression' area/field where expression tokens are displayed.</w:t>
-      </w:r>
-    </w:p>
-    <w:p/>
-    <w:p>
-      <w:pPr>
-        <w:pStyle w:val="Heading2"/>
-      </w:pPr>
-      <w:r>
-        <w:t>Notes / Clarifications</w:t>
+        <w:t>The screen does NOT include a "1Min" dropdown.</w:t>
       </w:r>
     </w:p>
     <w:p>
@@ -159,7 +106,51 @@
         <w:pStyle w:val="ListBullet"/>
       </w:pPr>
       <w:r>
-        <w:t>No '1Min' dropdown should be present in the design - explicitly excluded by BA.</w:t>
+        <w:t>On initial load, one empty condition row is shown.</w:t>
+      </w:r>
+    </w:p>
+    <w:p>
+      <w:pPr>
+        <w:pStyle w:val="Heading2"/>
+      </w:pPr>
+      <w:r>
+        <w:t>UI Reference</w:t>
+      </w:r>
+    </w:p>
+    <w:p>
+      <w:r>
+        <w:drawing>
+          <wp:inline xmlns:a="http://schemas.openxmlformats.org/drawingml/2006/main" xmlns:pic="http://schemas.openxmlformats.org/drawingml/2006/picture">
+            <wp:extent cx="4572000" cy="903869"/>
+            <wp:docPr id="1" name="Picture 1"/>
+            <wp:cNvGraphicFramePr>
+              <a:graphicFrameLocks noChangeAspect="1"/>
+            </wp:cNvGraphicFramePr>
+            <a:graphic>
+              <a:graphicData uri="http://schemas.openxmlformats.org/drawingml/2006/picture">
+                <pic:pic>
+                  <pic:nvPicPr>
+                    <pic:cNvPr id="0" name="image6.png"/>
+                    <pic:cNvPicPr/>
+                  </pic:nvPicPr>
+                  <pic:blipFill>
+                    <a:blip r:embed="rId9"/>
+                    <a:stretch>
+                      <a:fillRect/>
+                    </a:stretch>
+                  </pic:blipFill>
+                  <pic:spPr>
+                    <a:xfrm>
+                      <a:off x="0" y="0"/>
+                      <a:ext cx="4572000" cy="903869"/>
+                    </a:xfrm>
+                    <a:prstGeom prst="rect"/>
+                  </pic:spPr>
+                </pic:pic>
+              </a:graphicData>
+            </a:graphic>
+          </wp:inline>
+        </w:drawing>
       </w:r>
     </w:p>
     <w:sectPr>
